--- a/Week 1/sheets/Topics.docx
+++ b/Week 1/sheets/Topics.docx
@@ -1,45 +1,38 @@
 
 <file path=word/document.xml><?xml version="1.0" encoding="utf-8"?>
-<w:document xmlns:wpc="http://schemas.microsoft.com/office/word/2010/wordprocessingCanvas" xmlns:cx="http://schemas.microsoft.com/office/drawing/2014/chartex" xmlns:cx1="http://schemas.microsoft.com/office/drawing/2015/9/8/chartex" xmlns:cx2="http://schemas.microsoft.com/office/drawing/2015/10/21/chartex" xmlns:cx3="http://schemas.microsoft.com/office/drawing/2016/5/9/chartex" xmlns:cx4="http://schemas.microsoft.com/office/drawing/2016/5/10/chartex" xmlns:cx5="http://schemas.microsoft.com/office/drawing/2016/5/11/chartex" xmlns:cx6="http://schemas.microsoft.com/office/drawing/2016/5/12/chartex" xmlns:cx7="http://schemas.microsoft.com/office/drawing/2016/5/13/chartex" xmlns:cx8="http://schemas.microsoft.com/office/drawing/2016/5/14/chartex" xmlns:mc="http://schemas.openxmlformats.org/markup-compatibility/2006" xmlns:aink="http://schemas.microsoft.com/office/drawing/2016/ink" xmlns:am3d="http://schemas.microsoft.com/office/drawing/2017/model3d" xmlns:o="urn:schemas-microsoft-com:office:office" xmlns:oel="http://schemas.microsoft.com/office/2019/extlst" xmlns:r="http://schemas.openxmlformats.org/officeDocument/2006/relationships" xmlns:m="http://schemas.openxmlformats.org/officeDocument/2006/math" xmlns:v="urn:schemas-microsoft-com:vml" xmlns:wp14="http://schemas.microsoft.com/office/word/2010/wordprocessingDrawing" xmlns:wp="http://schemas.openxmlformats.org/drawingml/2006/wordprocessingDrawing" xmlns:w10="urn:schemas-microsoft-com:office:word" xmlns:w="http://schemas.openxmlformats.org/wordprocessingml/2006/main" xmlns:w14="http://schemas.microsoft.com/office/word/2010/wordml" xmlns:w15="http://schemas.microsoft.com/office/word/2012/wordml" xmlns:w16cei="http://schemas.microsoft.com/office/word/2026/wordml/cei" xmlns:w16cex="http://schemas.microsoft.com/office/word/2018/wordml/cex" xmlns:w16cid="http://schemas.microsoft.com/office/word/2016/wordml/cid" xmlns:w16="http://schemas.microsoft.com/office/word/2018/wordml" xmlns:w16du="http://schemas.microsoft.com/office/word/2023/wordml/word16du" xmlns:w16sdtdh="http://schemas.microsoft.com/office/word/2020/wordml/sdtdatahash" xmlns:w16sdtfl="http://schemas.microsoft.com/office/word/2024/wordml/sdtformatlock" xmlns:w16se="http://schemas.microsoft.com/office/word/2015/wordml/symex" xmlns:wpg="http://schemas.microsoft.com/office/word/2010/wordprocessingGroup" xmlns:wpi="http://schemas.microsoft.com/office/word/2010/wordprocessingInk" xmlns:wne="http://schemas.microsoft.com/office/word/2006/wordml" xmlns:wps="http://schemas.microsoft.com/office/word/2010/wordprocessingShape" mc:Ignorable="w14 w15 w16se w16cid w16 w16cex w16sdtdh w16sdtfl w16du wp14">
+<w:document xmlns:wpc="http://schemas.microsoft.com/office/word/2010/wordprocessingCanvas" xmlns:cx="http://schemas.microsoft.com/office/drawing/2014/chartex" xmlns:cx1="http://schemas.microsoft.com/office/drawing/2015/9/8/chartex" xmlns:cx2="http://schemas.microsoft.com/office/drawing/2015/10/21/chartex" xmlns:cx3="http://schemas.microsoft.com/office/drawing/2016/5/9/chartex" xmlns:cx4="http://schemas.microsoft.com/office/drawing/2016/5/10/chartex" xmlns:cx5="http://schemas.microsoft.com/office/drawing/2016/5/11/chartex" xmlns:cx6="http://schemas.microsoft.com/office/drawing/2016/5/12/chartex" xmlns:cx7="http://schemas.microsoft.com/office/drawing/2016/5/13/chartex" xmlns:cx8="http://schemas.microsoft.com/office/drawing/2016/5/14/chartex" xmlns:mc="http://schemas.openxmlformats.org/markup-compatibility/2006" xmlns:aink="http://schemas.microsoft.com/office/drawing/2016/ink" xmlns:am3d="http://schemas.microsoft.com/office/drawing/2017/model3d" xmlns:o="urn:schemas-microsoft-com:office:office" xmlns:oel="http://schemas.microsoft.com/office/2019/extlst" xmlns:r="http://schemas.openxmlformats.org/officeDocument/2006/relationships" xmlns:m="http://schemas.openxmlformats.org/officeDocument/2006/math" xmlns:v="urn:schemas-microsoft-com:vml" xmlns:wp14="http://schemas.microsoft.com/office/word/2010/wordprocessingDrawing" xmlns:wp="http://schemas.openxmlformats.org/drawingml/2006/wordprocessingDrawing" xmlns:w10="urn:schemas-microsoft-com:office:word" xmlns:w="http://schemas.openxmlformats.org/wordprocessingml/2006/main" xmlns:w14="http://schemas.microsoft.com/office/word/2010/wordml" xmlns:w15="http://schemas.microsoft.com/office/word/2012/wordml" xmlns:w16cex="http://schemas.microsoft.com/office/word/2018/wordml/cex" xmlns:w16cid="http://schemas.microsoft.com/office/word/2016/wordml/cid" xmlns:w16="http://schemas.microsoft.com/office/word/2018/wordml" xmlns:w16du="http://schemas.microsoft.com/office/word/2023/wordml/word16du" xmlns:w16sdtdh="http://schemas.microsoft.com/office/word/2020/wordml/sdtdatahash" xmlns:w16sdtfl="http://schemas.microsoft.com/office/word/2024/wordml/sdtformatlock" xmlns:w16se="http://schemas.microsoft.com/office/word/2015/wordml/symex" xmlns:wpg="http://schemas.microsoft.com/office/word/2010/wordprocessingGroup" xmlns:wpi="http://schemas.microsoft.com/office/word/2010/wordprocessingInk" xmlns:wne="http://schemas.microsoft.com/office/word/2006/wordml" xmlns:wps="http://schemas.microsoft.com/office/word/2010/wordprocessingShape" mc:Ignorable="w14 w15 w16se w16cid w16 w16cex w16sdtdh w16sdtfl w16du wp14">
   <w:body>
     <w:p>
       <w:r>
         <w:t xml:space="preserve">Obyed, </w:t>
       </w:r>
-      <w:proofErr w:type="spellStart"/>
       <w:r>
         <w:rPr>
           <w:rFonts w:ascii="Nirmala UI" w:hAnsi="Nirmala UI" w:cs="Nirmala UI"/>
         </w:rPr>
         <w:t>আমি</w:t>
       </w:r>
-      <w:proofErr w:type="spellEnd"/>
-      <w:r>
-        <w:t xml:space="preserve"> </w:t>
-      </w:r>
-      <w:proofErr w:type="spellStart"/>
+      <w:r>
+        <w:t xml:space="preserve"> </w:t>
+      </w:r>
       <w:r>
         <w:rPr>
           <w:rFonts w:ascii="Nirmala UI" w:hAnsi="Nirmala UI" w:cs="Nirmala UI"/>
         </w:rPr>
         <w:t>তোমাকে</w:t>
       </w:r>
-      <w:proofErr w:type="spellEnd"/>
-      <w:r>
-        <w:t xml:space="preserve"> </w:t>
-      </w:r>
-      <w:proofErr w:type="spellStart"/>
+      <w:r>
+        <w:t xml:space="preserve"> </w:t>
+      </w:r>
       <w:r>
         <w:rPr>
           <w:rFonts w:ascii="Nirmala UI" w:hAnsi="Nirmala UI" w:cs="Nirmala UI"/>
         </w:rPr>
         <w:t>একদম</w:t>
       </w:r>
-      <w:proofErr w:type="spellEnd"/>
-      <w:r>
-        <w:t xml:space="preserve"> </w:t>
-      </w:r>
-      <w:proofErr w:type="spellStart"/>
+      <w:r>
+        <w:t xml:space="preserve"> </w:t>
+      </w:r>
       <w:r>
         <w:rPr>
           <w:rFonts w:ascii="Nirmala UI" w:hAnsi="Nirmala UI" w:cs="Nirmala UI"/>
@@ -48,7 +41,6 @@
         </w:rPr>
         <w:t>সত্যি</w:t>
       </w:r>
-      <w:proofErr w:type="spellEnd"/>
       <w:r>
         <w:rPr>
           <w:b/>
@@ -56,7 +48,6 @@
         </w:rPr>
         <w:t xml:space="preserve">, </w:t>
       </w:r>
-      <w:proofErr w:type="spellStart"/>
       <w:r>
         <w:rPr>
           <w:rFonts w:ascii="Nirmala UI" w:hAnsi="Nirmala UI" w:cs="Nirmala UI"/>
@@ -65,7 +56,6 @@
         </w:rPr>
         <w:t>পরিষ্কার</w:t>
       </w:r>
-      <w:proofErr w:type="spellEnd"/>
       <w:r>
         <w:rPr>
           <w:b/>
@@ -84,25 +74,21 @@
       <w:r>
         <w:t xml:space="preserve"> </w:t>
       </w:r>
-      <w:proofErr w:type="spellStart"/>
       <w:r>
         <w:rPr>
           <w:rFonts w:ascii="Nirmala UI" w:hAnsi="Nirmala UI" w:cs="Nirmala UI"/>
         </w:rPr>
         <w:t>উত্তর</w:t>
       </w:r>
-      <w:proofErr w:type="spellEnd"/>
-      <w:r>
-        <w:t xml:space="preserve"> </w:t>
-      </w:r>
-      <w:proofErr w:type="spellStart"/>
+      <w:r>
+        <w:t xml:space="preserve"> </w:t>
+      </w:r>
       <w:r>
         <w:rPr>
           <w:rFonts w:ascii="Nirmala UI" w:hAnsi="Nirmala UI" w:cs="Nirmala UI"/>
         </w:rPr>
         <w:t>দিচ্ছি</w:t>
       </w:r>
-      <w:proofErr w:type="spellEnd"/>
       <w:r>
         <w:t>:</w:t>
       </w:r>
@@ -137,7 +123,6 @@
         <w:noBreakHyphen/>
         <w:t xml:space="preserve">701 </w:t>
       </w:r>
-      <w:proofErr w:type="spellStart"/>
       <w:r>
         <w:rPr>
           <w:rFonts w:ascii="Nirmala UI" w:hAnsi="Nirmala UI" w:cs="Nirmala UI"/>
@@ -146,15 +131,13 @@
         </w:rPr>
         <w:t>পরীক্ষায়</w:t>
       </w:r>
-      <w:proofErr w:type="spellEnd"/>
-      <w:r>
-        <w:rPr>
-          <w:b/>
-          <w:bCs/>
-        </w:rPr>
-        <w:t xml:space="preserve"> </w:t>
-      </w:r>
-      <w:proofErr w:type="spellStart"/>
+      <w:r>
+        <w:rPr>
+          <w:b/>
+          <w:bCs/>
+        </w:rPr>
+        <w:t xml:space="preserve"> </w:t>
+      </w:r>
       <w:r>
         <w:rPr>
           <w:rFonts w:ascii="Nirmala UI" w:hAnsi="Nirmala UI" w:cs="Nirmala UI"/>
@@ -163,15 +146,13 @@
         </w:rPr>
         <w:t>সবচেয়ে</w:t>
       </w:r>
-      <w:proofErr w:type="spellEnd"/>
-      <w:r>
-        <w:rPr>
-          <w:b/>
-          <w:bCs/>
-        </w:rPr>
-        <w:t xml:space="preserve"> </w:t>
-      </w:r>
-      <w:proofErr w:type="spellStart"/>
+      <w:r>
+        <w:rPr>
+          <w:b/>
+          <w:bCs/>
+        </w:rPr>
+        <w:t xml:space="preserve"> </w:t>
+      </w:r>
       <w:r>
         <w:rPr>
           <w:rFonts w:ascii="Nirmala UI" w:hAnsi="Nirmala UI" w:cs="Nirmala UI"/>
@@ -180,15 +161,13 @@
         </w:rPr>
         <w:t>বেশি</w:t>
       </w:r>
-      <w:proofErr w:type="spellEnd"/>
-      <w:r>
-        <w:rPr>
-          <w:b/>
-          <w:bCs/>
-        </w:rPr>
-        <w:t xml:space="preserve"> </w:t>
-      </w:r>
-      <w:proofErr w:type="spellStart"/>
+      <w:r>
+        <w:rPr>
+          <w:b/>
+          <w:bCs/>
+        </w:rPr>
+        <w:t xml:space="preserve"> </w:t>
+      </w:r>
       <w:r>
         <w:rPr>
           <w:rFonts w:ascii="Nirmala UI" w:hAnsi="Nirmala UI" w:cs="Nirmala UI"/>
@@ -197,15 +176,13 @@
         </w:rPr>
         <w:t>প্রশ্ন</w:t>
       </w:r>
-      <w:proofErr w:type="spellEnd"/>
-      <w:r>
-        <w:rPr>
-          <w:b/>
-          <w:bCs/>
-        </w:rPr>
-        <w:t xml:space="preserve"> </w:t>
-      </w:r>
-      <w:proofErr w:type="spellStart"/>
+      <w:r>
+        <w:rPr>
+          <w:b/>
+          <w:bCs/>
+        </w:rPr>
+        <w:t xml:space="preserve"> </w:t>
+      </w:r>
       <w:r>
         <w:rPr>
           <w:rFonts w:ascii="Nirmala UI" w:hAnsi="Nirmala UI" w:cs="Nirmala UI"/>
@@ -214,7 +191,6 @@
         </w:rPr>
         <w:t>আসে</w:t>
       </w:r>
-      <w:proofErr w:type="spellEnd"/>
       <w:r>
         <w:rPr>
           <w:b/>
@@ -237,7 +213,6 @@
         </w:rPr>
         <w:t xml:space="preserve"> </w:t>
       </w:r>
-      <w:proofErr w:type="spellStart"/>
       <w:r>
         <w:rPr>
           <w:rFonts w:ascii="Nirmala UI" w:hAnsi="Nirmala UI" w:cs="Nirmala UI"/>
@@ -246,15 +221,13 @@
         </w:rPr>
         <w:t>সেকশন</w:t>
       </w:r>
-      <w:proofErr w:type="spellEnd"/>
-      <w:r>
-        <w:rPr>
-          <w:b/>
-          <w:bCs/>
-        </w:rPr>
-        <w:t xml:space="preserve"> </w:t>
-      </w:r>
-      <w:proofErr w:type="spellStart"/>
+      <w:r>
+        <w:rPr>
+          <w:b/>
+          <w:bCs/>
+        </w:rPr>
+        <w:t xml:space="preserve"> </w:t>
+      </w:r>
       <w:r>
         <w:rPr>
           <w:rFonts w:ascii="Nirmala UI" w:hAnsi="Nirmala UI" w:cs="Nirmala UI"/>
@@ -263,17 +236,14 @@
         </w:rPr>
         <w:t>থেকে</w:t>
       </w:r>
-      <w:proofErr w:type="spellEnd"/>
-    </w:p>
-    <w:p>
-      <w:proofErr w:type="spellStart"/>
+    </w:p>
+    <w:p>
       <w:r>
         <w:rPr>
           <w:rFonts w:ascii="Nirmala UI" w:hAnsi="Nirmala UI" w:cs="Nirmala UI"/>
         </w:rPr>
         <w:t>এগুলো</w:t>
       </w:r>
-      <w:proofErr w:type="spellEnd"/>
       <w:r>
         <w:t xml:space="preserve"> CompTIA</w:t>
       </w:r>
@@ -293,58 +263,38 @@
         <w:noBreakHyphen/>
         <w:t xml:space="preserve">yield” </w:t>
       </w:r>
-      <w:proofErr w:type="spellStart"/>
       <w:r>
         <w:rPr>
           <w:rFonts w:ascii="Nirmala UI" w:hAnsi="Nirmala UI" w:cs="Nirmala UI"/>
         </w:rPr>
         <w:t>টপিক</w:t>
       </w:r>
-      <w:proofErr w:type="spellEnd"/>
       <w:r>
         <w:t xml:space="preserve"> — </w:t>
       </w:r>
-      <w:proofErr w:type="spellStart"/>
-      <w:r>
-        <w:rPr>
-          <w:rFonts w:ascii="Nirmala UI" w:hAnsi="Nirmala UI" w:cs="Nirmala UI"/>
-        </w:rPr>
-        <w:t>অর্থা</w:t>
-      </w:r>
-      <w:proofErr w:type="spellEnd"/>
-      <w:r>
-        <w:rPr>
-          <w:rFonts w:ascii="Nirmala UI" w:hAnsi="Nirmala UI" w:cs="Nirmala UI"/>
-        </w:rPr>
-        <w:t>ৎ</w:t>
-      </w:r>
-      <w:r>
-        <w:t xml:space="preserve"> </w:t>
-      </w:r>
-      <w:proofErr w:type="spellStart"/>
+      <w:r>
+        <w:rPr>
+          <w:rFonts w:ascii="Nirmala UI" w:hAnsi="Nirmala UI" w:cs="Nirmala UI"/>
+        </w:rPr>
+        <w:t>অর্থাৎ</w:t>
+      </w:r>
+      <w:r>
+        <w:t xml:space="preserve"> </w:t>
+      </w:r>
       <w:r>
         <w:rPr>
           <w:rFonts w:ascii="Nirmala UI" w:hAnsi="Nirmala UI" w:cs="Nirmala UI"/>
         </w:rPr>
         <w:t>বারবার</w:t>
       </w:r>
-      <w:proofErr w:type="spellEnd"/>
-      <w:r>
-        <w:t xml:space="preserve"> </w:t>
-      </w:r>
-      <w:proofErr w:type="spellStart"/>
-      <w:r>
-        <w:rPr>
-          <w:rFonts w:ascii="Nirmala UI" w:hAnsi="Nirmala UI" w:cs="Nirmala UI"/>
-        </w:rPr>
-        <w:t>আসে</w:t>
-      </w:r>
-      <w:proofErr w:type="spellEnd"/>
-      <w:r>
-        <w:rPr>
-          <w:rFonts w:ascii="Nirmala UI" w:hAnsi="Nirmala UI" w:cs="Nirmala UI"/>
-        </w:rPr>
-        <w:t>।</w:t>
+      <w:r>
+        <w:t xml:space="preserve"> </w:t>
+      </w:r>
+      <w:r>
+        <w:rPr>
+          <w:rFonts w:ascii="Nirmala UI" w:hAnsi="Nirmala UI" w:cs="Nirmala UI"/>
+        </w:rPr>
+        <w:t>আসে।</w:t>
       </w:r>
     </w:p>
     <w:p>
@@ -390,100 +340,77 @@
       <w:r>
         <w:t xml:space="preserve"> </w:t>
       </w:r>
-      <w:proofErr w:type="spellStart"/>
       <w:r>
         <w:rPr>
           <w:rFonts w:ascii="Nirmala UI" w:hAnsi="Nirmala UI" w:cs="Nirmala UI"/>
         </w:rPr>
         <w:t>এটাই</w:t>
       </w:r>
-      <w:proofErr w:type="spellEnd"/>
-      <w:r>
-        <w:t xml:space="preserve"> </w:t>
-      </w:r>
-      <w:proofErr w:type="spellStart"/>
+      <w:r>
+        <w:t xml:space="preserve"> </w:t>
+      </w:r>
       <w:r>
         <w:rPr>
           <w:rFonts w:ascii="Nirmala UI" w:hAnsi="Nirmala UI" w:cs="Nirmala UI"/>
         </w:rPr>
         <w:t>সবচেয়ে</w:t>
       </w:r>
-      <w:proofErr w:type="spellEnd"/>
-      <w:r>
-        <w:t xml:space="preserve"> </w:t>
-      </w:r>
-      <w:proofErr w:type="spellStart"/>
+      <w:r>
+        <w:t xml:space="preserve"> </w:t>
+      </w:r>
       <w:r>
         <w:rPr>
           <w:rFonts w:ascii="Nirmala UI" w:hAnsi="Nirmala UI" w:cs="Nirmala UI"/>
         </w:rPr>
         <w:t>বড়</w:t>
       </w:r>
-      <w:proofErr w:type="spellEnd"/>
-      <w:r>
-        <w:t xml:space="preserve"> </w:t>
-      </w:r>
-      <w:proofErr w:type="spellStart"/>
-      <w:r>
-        <w:rPr>
-          <w:rFonts w:ascii="Nirmala UI" w:hAnsi="Nirmala UI" w:cs="Nirmala UI"/>
-        </w:rPr>
-        <w:t>অংশ</w:t>
-      </w:r>
-      <w:proofErr w:type="spellEnd"/>
-      <w:r>
-        <w:rPr>
-          <w:rFonts w:ascii="Nirmala UI" w:hAnsi="Nirmala UI" w:cs="Nirmala UI"/>
-        </w:rPr>
-        <w:t>।</w:t>
-      </w:r>
-    </w:p>
-    <w:p>
-      <w:proofErr w:type="spellStart"/>
+      <w:r>
+        <w:t xml:space="preserve"> </w:t>
+      </w:r>
+      <w:r>
+        <w:rPr>
+          <w:rFonts w:ascii="Nirmala UI" w:hAnsi="Nirmala UI" w:cs="Nirmala UI"/>
+        </w:rPr>
+        <w:t>অংশ।</w:t>
+      </w:r>
+    </w:p>
+    <w:p>
       <w:r>
         <w:rPr>
           <w:rFonts w:ascii="Nirmala UI" w:hAnsi="Nirmala UI" w:cs="Nirmala UI"/>
         </w:rPr>
         <w:t>এর</w:t>
       </w:r>
-      <w:proofErr w:type="spellEnd"/>
-      <w:r>
-        <w:t xml:space="preserve"> </w:t>
-      </w:r>
-      <w:proofErr w:type="spellStart"/>
+      <w:r>
+        <w:t xml:space="preserve"> </w:t>
+      </w:r>
       <w:r>
         <w:rPr>
           <w:rFonts w:ascii="Nirmala UI" w:hAnsi="Nirmala UI" w:cs="Nirmala UI"/>
         </w:rPr>
         <w:t>মধ্যে</w:t>
       </w:r>
-      <w:proofErr w:type="spellEnd"/>
-      <w:r>
-        <w:t xml:space="preserve"> </w:t>
-      </w:r>
-      <w:proofErr w:type="spellStart"/>
+      <w:r>
+        <w:t xml:space="preserve"> </w:t>
+      </w:r>
       <w:r>
         <w:rPr>
           <w:rFonts w:ascii="Nirmala UI" w:hAnsi="Nirmala UI" w:cs="Nirmala UI"/>
         </w:rPr>
         <w:t>সবচেয়ে</w:t>
       </w:r>
-      <w:proofErr w:type="spellEnd"/>
       <w:r>
         <w:t xml:space="preserve"> repeat </w:t>
       </w:r>
-      <w:proofErr w:type="spellStart"/>
       <w:r>
         <w:rPr>
           <w:rFonts w:ascii="Nirmala UI" w:hAnsi="Nirmala UI" w:cs="Nirmala UI"/>
         </w:rPr>
         <w:t>হওয়া</w:t>
       </w:r>
-      <w:proofErr w:type="spellEnd"/>
-      <w:r>
-        <w:t xml:space="preserve"> </w:t>
-      </w:r>
-      <w:proofErr w:type="spellStart"/>
+      <w:r>
+        <w:t xml:space="preserve"> </w:t>
+      </w:r>
       <w:r>
         <w:rPr>
           <w:rFonts w:ascii="Nirmala UI" w:hAnsi="Nirmala UI" w:cs="Nirmala UI"/>
@@ -499,7 +426,6 @@
         </w:rPr>
         <w:t>টপিক</w:t>
       </w:r>
-      <w:proofErr w:type="spellEnd"/>
       <w:r>
         <w:t>:</w:t>
       </w:r>
@@ -509,6 +435,7 @@
         <w:rPr>
           <w:b/>
           <w:bCs/>
+          <w:color w:val="84E290" w:themeColor="accent3" w:themeTint="66"/>
         </w:rPr>
       </w:pPr>
       <w:r>
@@ -516,6 +443,7 @@
           <w:rFonts w:ascii="Segoe UI Symbol" w:hAnsi="Segoe UI Symbol" w:cs="Segoe UI Symbol"/>
           <w:b/>
           <w:bCs/>
+          <w:color w:val="84E290" w:themeColor="accent3" w:themeTint="66"/>
         </w:rPr>
         <w:t>✔</w:t>
       </w:r>
@@ -523,6 +451,7 @@
         <w:rPr>
           <w:b/>
           <w:bCs/>
+          <w:color w:val="84E290" w:themeColor="accent3" w:themeTint="66"/>
         </w:rPr>
         <w:t xml:space="preserve"> Network Attacks (Day</w:t>
       </w:r>
@@ -530,6 +459,7 @@
         <w:rPr>
           <w:b/>
           <w:bCs/>
+          <w:color w:val="84E290" w:themeColor="accent3" w:themeTint="66"/>
         </w:rPr>
         <w:noBreakHyphen/>
         <w:t>5) → 6–12 questions</w:t>
@@ -660,55 +590,42 @@
       </w:r>
     </w:p>
     <w:p>
-      <w:proofErr w:type="spellStart"/>
       <w:r>
         <w:rPr>
           <w:rFonts w:ascii="Nirmala UI" w:hAnsi="Nirmala UI" w:cs="Nirmala UI"/>
         </w:rPr>
         <w:t>তুমি</w:t>
       </w:r>
-      <w:proofErr w:type="spellEnd"/>
-      <w:r>
-        <w:t xml:space="preserve"> </w:t>
-      </w:r>
-      <w:proofErr w:type="spellStart"/>
+      <w:r>
+        <w:t xml:space="preserve"> </w:t>
+      </w:r>
       <w:r>
         <w:rPr>
           <w:rFonts w:ascii="Nirmala UI" w:hAnsi="Nirmala UI" w:cs="Nirmala UI"/>
         </w:rPr>
         <w:t>যেটা</w:t>
       </w:r>
-      <w:proofErr w:type="spellEnd"/>
-      <w:r>
-        <w:t xml:space="preserve"> </w:t>
-      </w:r>
-      <w:proofErr w:type="spellStart"/>
+      <w:r>
+        <w:t xml:space="preserve"> </w:t>
+      </w:r>
       <w:r>
         <w:rPr>
           <w:rFonts w:ascii="Nirmala UI" w:hAnsi="Nirmala UI" w:cs="Nirmala UI"/>
         </w:rPr>
         <w:t>এখন</w:t>
       </w:r>
-      <w:proofErr w:type="spellEnd"/>
-      <w:r>
-        <w:t xml:space="preserve"> </w:t>
-      </w:r>
-      <w:proofErr w:type="spellStart"/>
+      <w:r>
+        <w:t xml:space="preserve"> </w:t>
+      </w:r>
       <w:r>
         <w:rPr>
           <w:rFonts w:ascii="Nirmala UI" w:hAnsi="Nirmala UI" w:cs="Nirmala UI"/>
         </w:rPr>
         <w:t>পড়ছ</w:t>
       </w:r>
-      <w:proofErr w:type="spellEnd"/>
-      <w:r>
-        <w:t xml:space="preserve"> (Network Attacks</w:t>
-      </w:r>
-      <w:proofErr w:type="gramStart"/>
-      <w:r>
-        <w:t xml:space="preserve">) → </w:t>
-      </w:r>
-      <w:proofErr w:type="spellStart"/>
+      <w:r>
+        <w:t xml:space="preserve"> (Network Attacks) → </w:t>
+      </w:r>
       <w:r>
         <w:rPr>
           <w:rFonts w:ascii="Nirmala UI" w:hAnsi="Nirmala UI" w:cs="Nirmala UI"/>
@@ -717,15 +634,13 @@
         </w:rPr>
         <w:t>এটা</w:t>
       </w:r>
-      <w:proofErr w:type="spellEnd"/>
-      <w:r>
-        <w:rPr>
-          <w:b/>
-          <w:bCs/>
-        </w:rPr>
-        <w:t xml:space="preserve"> </w:t>
-      </w:r>
-      <w:proofErr w:type="spellStart"/>
+      <w:r>
+        <w:rPr>
+          <w:b/>
+          <w:bCs/>
+        </w:rPr>
+        <w:t xml:space="preserve"> </w:t>
+      </w:r>
       <w:r>
         <w:rPr>
           <w:rFonts w:ascii="Nirmala UI" w:hAnsi="Nirmala UI" w:cs="Nirmala UI"/>
@@ -734,7 +649,6 @@
         </w:rPr>
         <w:t>একাই</w:t>
       </w:r>
-      <w:proofErr w:type="spellEnd"/>
       <w:r>
         <w:rPr>
           <w:b/>
@@ -742,7 +656,6 @@
         </w:rPr>
         <w:t xml:space="preserve"> 6–12 </w:t>
       </w:r>
-      <w:proofErr w:type="spellStart"/>
       <w:r>
         <w:rPr>
           <w:rFonts w:ascii="Nirmala UI" w:hAnsi="Nirmala UI" w:cs="Nirmala UI"/>
@@ -751,15 +664,13 @@
         </w:rPr>
         <w:t>প্রশ্ন</w:t>
       </w:r>
-      <w:proofErr w:type="spellEnd"/>
-      <w:r>
-        <w:rPr>
-          <w:b/>
-          <w:bCs/>
-        </w:rPr>
-        <w:t xml:space="preserve"> </w:t>
-      </w:r>
-      <w:proofErr w:type="spellStart"/>
+      <w:r>
+        <w:rPr>
+          <w:b/>
+          <w:bCs/>
+        </w:rPr>
+        <w:t xml:space="preserve"> </w:t>
+      </w:r>
       <w:r>
         <w:rPr>
           <w:rFonts w:ascii="Nirmala UI" w:hAnsi="Nirmala UI" w:cs="Nirmala UI"/>
@@ -768,68 +679,50 @@
         </w:rPr>
         <w:t>দেয়</w:t>
       </w:r>
-      <w:proofErr w:type="spellEnd"/>
-      <w:proofErr w:type="gramEnd"/>
       <w:r>
         <w:t xml:space="preserve"> So YES, </w:t>
       </w:r>
-      <w:proofErr w:type="spellStart"/>
       <w:r>
         <w:rPr>
           <w:rFonts w:ascii="Nirmala UI" w:hAnsi="Nirmala UI" w:cs="Nirmala UI"/>
         </w:rPr>
         <w:t>তুমি</w:t>
       </w:r>
-      <w:proofErr w:type="spellEnd"/>
-      <w:r>
-        <w:t xml:space="preserve"> </w:t>
-      </w:r>
-      <w:proofErr w:type="spellStart"/>
+      <w:r>
+        <w:t xml:space="preserve"> </w:t>
+      </w:r>
       <w:r>
         <w:rPr>
           <w:rFonts w:ascii="Nirmala UI" w:hAnsi="Nirmala UI" w:cs="Nirmala UI"/>
         </w:rPr>
         <w:t>ঠিক</w:t>
       </w:r>
-      <w:proofErr w:type="spellEnd"/>
-      <w:r>
-        <w:t xml:space="preserve"> </w:t>
-      </w:r>
-      <w:proofErr w:type="spellStart"/>
+      <w:r>
+        <w:t xml:space="preserve"> </w:t>
+      </w:r>
       <w:r>
         <w:rPr>
           <w:rFonts w:ascii="Nirmala UI" w:hAnsi="Nirmala UI" w:cs="Nirmala UI"/>
         </w:rPr>
         <w:t>জায়গায়</w:t>
       </w:r>
-      <w:proofErr w:type="spellEnd"/>
-      <w:r>
-        <w:t xml:space="preserve"> </w:t>
-      </w:r>
-      <w:proofErr w:type="spellStart"/>
+      <w:r>
+        <w:t xml:space="preserve"> </w:t>
+      </w:r>
       <w:r>
         <w:rPr>
           <w:rFonts w:ascii="Nirmala UI" w:hAnsi="Nirmala UI" w:cs="Nirmala UI"/>
         </w:rPr>
         <w:t>ফোকাস</w:t>
       </w:r>
-      <w:proofErr w:type="spellEnd"/>
-      <w:r>
-        <w:t xml:space="preserve"> </w:t>
-      </w:r>
-      <w:proofErr w:type="spellStart"/>
-      <w:r>
-        <w:rPr>
-          <w:rFonts w:ascii="Nirmala UI" w:hAnsi="Nirmala UI" w:cs="Nirmala UI"/>
-        </w:rPr>
-        <w:t>করছ</w:t>
-      </w:r>
-      <w:proofErr w:type="spellEnd"/>
-      <w:r>
-        <w:rPr>
-          <w:rFonts w:ascii="Nirmala UI" w:hAnsi="Nirmala UI" w:cs="Nirmala UI"/>
-        </w:rPr>
-        <w:t>।</w:t>
+      <w:r>
+        <w:t xml:space="preserve"> </w:t>
+      </w:r>
+      <w:r>
+        <w:rPr>
+          <w:rFonts w:ascii="Nirmala UI" w:hAnsi="Nirmala UI" w:cs="Nirmala UI"/>
+        </w:rPr>
+        <w:t>করছ।</w:t>
       </w:r>
     </w:p>
     <w:p>
@@ -877,25 +770,21 @@
       <w:r>
         <w:t xml:space="preserve">Repeat </w:t>
       </w:r>
-      <w:proofErr w:type="spellStart"/>
       <w:r>
         <w:rPr>
           <w:rFonts w:ascii="Nirmala UI" w:hAnsi="Nirmala UI" w:cs="Nirmala UI"/>
         </w:rPr>
         <w:t>হওয়া</w:t>
       </w:r>
-      <w:proofErr w:type="spellEnd"/>
-      <w:r>
-        <w:t xml:space="preserve"> </w:t>
-      </w:r>
-      <w:proofErr w:type="spellStart"/>
+      <w:r>
+        <w:t xml:space="preserve"> </w:t>
+      </w:r>
       <w:r>
         <w:rPr>
           <w:rFonts w:ascii="Nirmala UI" w:hAnsi="Nirmala UI" w:cs="Nirmala UI"/>
         </w:rPr>
         <w:t>টপিক</w:t>
       </w:r>
-      <w:proofErr w:type="spellEnd"/>
       <w:r>
         <w:t>:</w:t>
       </w:r>
@@ -1023,25 +912,21 @@
       <w:r>
         <w:t xml:space="preserve">Repeat </w:t>
       </w:r>
-      <w:proofErr w:type="spellStart"/>
       <w:r>
         <w:rPr>
           <w:rFonts w:ascii="Nirmala UI" w:hAnsi="Nirmala UI" w:cs="Nirmala UI"/>
         </w:rPr>
         <w:t>হওয়া</w:t>
       </w:r>
-      <w:proofErr w:type="spellEnd"/>
-      <w:r>
-        <w:t xml:space="preserve"> </w:t>
-      </w:r>
-      <w:proofErr w:type="spellStart"/>
+      <w:r>
+        <w:t xml:space="preserve"> </w:t>
+      </w:r>
       <w:r>
         <w:rPr>
           <w:rFonts w:ascii="Nirmala UI" w:hAnsi="Nirmala UI" w:cs="Nirmala UI"/>
         </w:rPr>
         <w:t>টপিক</w:t>
       </w:r>
-      <w:proofErr w:type="spellEnd"/>
       <w:r>
         <w:t>:</w:t>
       </w:r>
@@ -1117,14 +1002,12 @@
       <w:r>
         <w:t xml:space="preserve">Crypto + PKI </w:t>
       </w:r>
-      <w:proofErr w:type="spellStart"/>
       <w:r>
         <w:rPr>
           <w:rFonts w:ascii="Nirmala UI" w:hAnsi="Nirmala UI" w:cs="Nirmala UI"/>
         </w:rPr>
         <w:t>মিলিয়ে</w:t>
       </w:r>
-      <w:proofErr w:type="spellEnd"/>
       <w:r>
         <w:t xml:space="preserve"> huge portion</w:t>
       </w:r>
@@ -1180,25 +1063,21 @@
       <w:r>
         <w:t xml:space="preserve">Repeat </w:t>
       </w:r>
-      <w:proofErr w:type="spellStart"/>
       <w:r>
         <w:rPr>
           <w:rFonts w:ascii="Nirmala UI" w:hAnsi="Nirmala UI" w:cs="Nirmala UI"/>
         </w:rPr>
         <w:t>হওয়া</w:t>
       </w:r>
-      <w:proofErr w:type="spellEnd"/>
-      <w:r>
-        <w:t xml:space="preserve"> </w:t>
-      </w:r>
-      <w:proofErr w:type="spellStart"/>
+      <w:r>
+        <w:t xml:space="preserve"> </w:t>
+      </w:r>
       <w:r>
         <w:rPr>
           <w:rFonts w:ascii="Nirmala UI" w:hAnsi="Nirmala UI" w:cs="Nirmala UI"/>
         </w:rPr>
         <w:t>টপিক</w:t>
       </w:r>
-      <w:proofErr w:type="spellEnd"/>
       <w:r>
         <w:t>:</w:t>
       </w:r>
@@ -1527,69 +1406,57 @@
       <w:r>
         <w:t xml:space="preserve">Exactly </w:t>
       </w:r>
-      <w:proofErr w:type="spellStart"/>
       <w:r>
         <w:rPr>
           <w:rFonts w:ascii="Nirmala UI" w:hAnsi="Nirmala UI" w:cs="Nirmala UI"/>
         </w:rPr>
         <w:t>সেই</w:t>
       </w:r>
-      <w:proofErr w:type="spellEnd"/>
-      <w:r>
-        <w:t xml:space="preserve"> </w:t>
-      </w:r>
-      <w:proofErr w:type="spellStart"/>
+      <w:r>
+        <w:t xml:space="preserve"> </w:t>
+      </w:r>
       <w:r>
         <w:rPr>
           <w:rFonts w:ascii="Nirmala UI" w:hAnsi="Nirmala UI" w:cs="Nirmala UI"/>
         </w:rPr>
         <w:t>অংশটা</w:t>
       </w:r>
-      <w:proofErr w:type="spellEnd"/>
-      <w:r>
-        <w:t xml:space="preserve"> </w:t>
-      </w:r>
-      <w:proofErr w:type="spellStart"/>
+      <w:r>
+        <w:t xml:space="preserve"> </w:t>
+      </w:r>
       <w:r>
         <w:rPr>
           <w:rFonts w:ascii="Nirmala UI" w:hAnsi="Nirmala UI" w:cs="Nirmala UI"/>
         </w:rPr>
         <w:t>তুমি</w:t>
       </w:r>
-      <w:proofErr w:type="spellEnd"/>
-      <w:r>
-        <w:t xml:space="preserve"> </w:t>
-      </w:r>
-      <w:proofErr w:type="spellStart"/>
+      <w:r>
+        <w:t xml:space="preserve"> </w:t>
+      </w:r>
       <w:r>
         <w:rPr>
           <w:rFonts w:ascii="Nirmala UI" w:hAnsi="Nirmala UI" w:cs="Nirmala UI"/>
         </w:rPr>
         <w:t>এখন</w:t>
       </w:r>
-      <w:proofErr w:type="spellEnd"/>
-      <w:r>
-        <w:t xml:space="preserve"> </w:t>
-      </w:r>
-      <w:proofErr w:type="spellStart"/>
+      <w:r>
+        <w:t xml:space="preserve"> </w:t>
+      </w:r>
       <w:r>
         <w:rPr>
           <w:rFonts w:ascii="Nirmala UI" w:hAnsi="Nirmala UI" w:cs="Nirmala UI"/>
         </w:rPr>
         <w:t>মাস্টার</w:t>
       </w:r>
-      <w:proofErr w:type="spellEnd"/>
-      <w:r>
-        <w:t xml:space="preserve"> </w:t>
-      </w:r>
-      <w:proofErr w:type="spellStart"/>
+      <w:r>
+        <w:t xml:space="preserve"> </w:t>
+      </w:r>
       <w:r>
         <w:rPr>
           <w:rFonts w:ascii="Nirmala UI" w:hAnsi="Nirmala UI" w:cs="Nirmala UI"/>
         </w:rPr>
         <w:t>করছ</w:t>
       </w:r>
-      <w:proofErr w:type="spellEnd"/>
       <w:r>
         <w:t xml:space="preserve"> — perfect.</w:t>
       </w:r>
@@ -1747,7 +1614,7 @@
 </file>
 
 <file path=word/numbering.xml><?xml version="1.0" encoding="utf-8"?>
-<w:numbering xmlns:wpc="http://schemas.microsoft.com/office/word/2010/wordprocessingCanvas" xmlns:cx="http://schemas.microsoft.com/office/drawing/2014/chartex" xmlns:cx1="http://schemas.microsoft.com/office/drawing/2015/9/8/chartex" xmlns:cx2="http://schemas.microsoft.com/office/drawing/2015/10/21/chartex" xmlns:cx3="http://schemas.microsoft.com/office/drawing/2016/5/9/chartex" xmlns:cx4="http://schemas.microsoft.com/office/drawing/2016/5/10/chartex" xmlns:cx5="http://schemas.microsoft.com/office/drawing/2016/5/11/chartex" xmlns:cx6="http://schemas.microsoft.com/office/drawing/2016/5/12/chartex" xmlns:cx7="http://schemas.microsoft.com/office/drawing/2016/5/13/chartex" xmlns:cx8="http://schemas.microsoft.com/office/drawing/2016/5/14/chartex" xmlns:mc="http://schemas.openxmlformats.org/markup-compatibility/2006" xmlns:aink="http://schemas.microsoft.com/office/drawing/2016/ink" xmlns:am3d="http://schemas.microsoft.com/office/drawing/2017/model3d" xmlns:o="urn:schemas-microsoft-com:office:office" xmlns:oel="http://schemas.microsoft.com/office/2019/extlst" xmlns:r="http://schemas.openxmlformats.org/officeDocument/2006/relationships" xmlns:m="http://schemas.openxmlformats.org/officeDocument/2006/math" xmlns:v="urn:schemas-microsoft-com:vml" xmlns:wp14="http://schemas.microsoft.com/office/word/2010/wordprocessingDrawing" xmlns:wp="http://schemas.openxmlformats.org/drawingml/2006/wordprocessingDrawing" xmlns:w10="urn:schemas-microsoft-com:office:word" xmlns:w="http://schemas.openxmlformats.org/wordprocessingml/2006/main" xmlns:w14="http://schemas.microsoft.com/office/word/2010/wordml" xmlns:w15="http://schemas.microsoft.com/office/word/2012/wordml" xmlns:w16cei="http://schemas.microsoft.com/office/word/2026/wordml/cei" xmlns:w16cex="http://schemas.microsoft.com/office/word/2018/wordml/cex" xmlns:w16cid="http://schemas.microsoft.com/office/word/2016/wordml/cid" xmlns:w16="http://schemas.microsoft.com/office/word/2018/wordml" xmlns:w16du="http://schemas.microsoft.com/office/word/2023/wordml/word16du" xmlns:w16sdtdh="http://schemas.microsoft.com/office/word/2020/wordml/sdtdatahash" xmlns:w16sdtfl="http://schemas.microsoft.com/office/word/2024/wordml/sdtformatlock" xmlns:w16se="http://schemas.microsoft.com/office/word/2015/wordml/symex" xmlns:wpg="http://schemas.microsoft.com/office/word/2010/wordprocessingGroup" xmlns:wpi="http://schemas.microsoft.com/office/word/2010/wordprocessingInk" xmlns:wne="http://schemas.microsoft.com/office/word/2006/wordml" xmlns:wps="http://schemas.microsoft.com/office/word/2010/wordprocessingShape" mc:Ignorable="w14 w15 w16se w16cid w16 w16cex w16sdtdh w16sdtfl w16du wp14">
+<w:numbering xmlns:wpc="http://schemas.microsoft.com/office/word/2010/wordprocessingCanvas" xmlns:cx="http://schemas.microsoft.com/office/drawing/2014/chartex" xmlns:cx1="http://schemas.microsoft.com/office/drawing/2015/9/8/chartex" xmlns:cx2="http://schemas.microsoft.com/office/drawing/2015/10/21/chartex" xmlns:cx3="http://schemas.microsoft.com/office/drawing/2016/5/9/chartex" xmlns:cx4="http://schemas.microsoft.com/office/drawing/2016/5/10/chartex" xmlns:cx5="http://schemas.microsoft.com/office/drawing/2016/5/11/chartex" xmlns:cx6="http://schemas.microsoft.com/office/drawing/2016/5/12/chartex" xmlns:cx7="http://schemas.microsoft.com/office/drawing/2016/5/13/chartex" xmlns:cx8="http://schemas.microsoft.com/office/drawing/2016/5/14/chartex" xmlns:mc="http://schemas.openxmlformats.org/markup-compatibility/2006" xmlns:aink="http://schemas.microsoft.com/office/drawing/2016/ink" xmlns:am3d="http://schemas.microsoft.com/office/drawing/2017/model3d" xmlns:o="urn:schemas-microsoft-com:office:office" xmlns:oel="http://schemas.microsoft.com/office/2019/extlst" xmlns:r="http://schemas.openxmlformats.org/officeDocument/2006/relationships" xmlns:m="http://schemas.openxmlformats.org/officeDocument/2006/math" xmlns:v="urn:schemas-microsoft-com:vml" xmlns:wp14="http://schemas.microsoft.com/office/word/2010/wordprocessingDrawing" xmlns:wp="http://schemas.openxmlformats.org/drawingml/2006/wordprocessingDrawing" xmlns:w10="urn:schemas-microsoft-com:office:word" xmlns:w="http://schemas.openxmlformats.org/wordprocessingml/2006/main" xmlns:w14="http://schemas.microsoft.com/office/word/2010/wordml" xmlns:w15="http://schemas.microsoft.com/office/word/2012/wordml" xmlns:w16cex="http://schemas.microsoft.com/office/word/2018/wordml/cex" xmlns:w16cid="http://schemas.microsoft.com/office/word/2016/wordml/cid" xmlns:w16="http://schemas.microsoft.com/office/word/2018/wordml" xmlns:w16du="http://schemas.microsoft.com/office/word/2023/wordml/word16du" xmlns:w16sdtdh="http://schemas.microsoft.com/office/word/2020/wordml/sdtdatahash" xmlns:w16sdtfl="http://schemas.microsoft.com/office/word/2024/wordml/sdtformatlock" xmlns:w16se="http://schemas.microsoft.com/office/word/2015/wordml/symex" xmlns:wpg="http://schemas.microsoft.com/office/word/2010/wordprocessingGroup" xmlns:wpi="http://schemas.microsoft.com/office/word/2010/wordprocessingInk" xmlns:wne="http://schemas.microsoft.com/office/word/2006/wordml" xmlns:wps="http://schemas.microsoft.com/office/word/2010/wordprocessingShape" mc:Ignorable="w14 w15 w16se w16cid w16 w16cex w16sdtdh w16sdtfl w16du wp14">
   <w:abstractNum w:abstractNumId="0" w15:restartNumberingAfterBreak="0">
     <w:nsid w:val="0715705F"/>
     <w:multiLevelType w:val="multilevel"/>
@@ -2926,6 +2793,7 @@
   <w:style w:type="character" w:default="1" w:styleId="DefaultParagraphFont">
     <w:name w:val="Default Paragraph Font"/>
     <w:uiPriority w:val="1"/>
+    <w:semiHidden/>
     <w:unhideWhenUsed/>
   </w:style>
   <w:style w:type="table" w:default="1" w:styleId="TableNormal">
